--- a/docs/week04/03_用例清单.docx
+++ b/docs/week04/03_用例清单.docx
@@ -1671,7 +1671,7 @@
                 <w:sz w:val="18"/>
                 <w:lang w:eastAsia="zh-CN"/>
               </w:rPr>
-              <w:t>包含 UC</w:t>
+              <w:t>包含 UC-12 审核预约；包含 UC-13 记录审核日志</w:t>
             </w:r>
             <w:proofErr w:type="gramStart"/>
             <w:r>
@@ -1681,7 +1681,6 @@
                 <w:sz w:val="18"/>
                 <w:lang w:eastAsia="zh-CN"/>
               </w:rPr>
-              <w:t>-12 审核</w:t>
             </w:r>
             <w:proofErr w:type="gramEnd"/>
             <w:r>
@@ -1691,7 +1690,6 @@
                 <w:sz w:val="18"/>
                 <w:lang w:eastAsia="zh-CN"/>
               </w:rPr>
-              <w:t>预约；包含 UC</w:t>
             </w:r>
             <w:proofErr w:type="gramStart"/>
             <w:r>
@@ -1701,7 +1699,6 @@
                 <w:sz w:val="18"/>
                 <w:lang w:eastAsia="zh-CN"/>
               </w:rPr>
-              <w:t>-14 记录</w:t>
             </w:r>
             <w:proofErr w:type="gramEnd"/>
             <w:r>
@@ -1711,7 +1708,6 @@
                 <w:sz w:val="18"/>
                 <w:lang w:eastAsia="zh-CN"/>
               </w:rPr>
-              <w:t>审核日志</w:t>
             </w:r>
           </w:p>
         </w:tc>
@@ -1806,7 +1802,7 @@
                 <w:sz w:val="18"/>
                 <w:lang w:eastAsia="zh-CN"/>
               </w:rPr>
-              <w:t>被 UC</w:t>
+              <w:t>被 UC-11 包含；包含 UC-13 记录审核日志</w:t>
             </w:r>
             <w:proofErr w:type="gramStart"/>
             <w:r>
@@ -1816,7 +1812,6 @@
                 <w:sz w:val="18"/>
                 <w:lang w:eastAsia="zh-CN"/>
               </w:rPr>
-              <w:t>-11 包含</w:t>
             </w:r>
             <w:proofErr w:type="gramEnd"/>
             <w:r>
@@ -1826,7 +1821,6 @@
                 <w:sz w:val="18"/>
                 <w:lang w:eastAsia="zh-CN"/>
               </w:rPr>
-              <w:t>；包含 UC</w:t>
             </w:r>
             <w:proofErr w:type="gramStart"/>
             <w:r>
@@ -1836,7 +1830,6 @@
                 <w:sz w:val="18"/>
                 <w:lang w:eastAsia="zh-CN"/>
               </w:rPr>
-              <w:t>-14 记录</w:t>
             </w:r>
             <w:proofErr w:type="gramEnd"/>
             <w:r>
@@ -1846,7 +1839,6 @@
                 <w:sz w:val="18"/>
                 <w:lang w:eastAsia="zh-CN"/>
               </w:rPr>
-              <w:t>审核日志</w:t>
             </w:r>
           </w:p>
         </w:tc>
@@ -1873,7 +1865,7 @@
                 <w:color w:val="000000" w:themeColor="text1"/>
                 <w:sz w:val="18"/>
               </w:rPr>
-              <w:t>UC-14</w:t>
+              <w:t>UC-13</w:t>
             </w:r>
           </w:p>
         </w:tc>
@@ -7905,7 +7897,7 @@
                 <w:sz w:val="18"/>
                 <w:lang w:eastAsia="zh-CN"/>
               </w:rPr>
-              <w:t>1. 管理员在待审核列表中选择一条预约；2. 查看预约详情；3. 点击“通过”或“驳回”；4. 系统弹出二次确认框；5. 确认后，系统更新预约状态（通过→已预约；驳回→已驳回）；6. 执行 UC-14 记录审核日志；7. 若通过，生成唯一预约编号</w:t>
+              <w:t>1. 管理员在待审核列表中选择一条预约；2. 查看预约详情；3. 点击“通过”或“驳回”；4. 系统弹出二次确认框；5. 确认后，系统更新预约状态（通过→已预约；驳回→已驳回）；6. 执行 UC-13 记录审核日志；7. 若通过，生成唯一预约编号</w:t>
             </w:r>
           </w:p>
         </w:tc>
@@ -9617,7 +9609,7 @@
                 <w:color w:val="000000" w:themeColor="text1"/>
                 <w:sz w:val="18"/>
               </w:rPr>
-              <w:t>UC-14</w:t>
+              <w:t>UC-13</w:t>
             </w:r>
           </w:p>
         </w:tc>
@@ -10109,7 +10101,7 @@
                 <w:color w:val="000000" w:themeColor="text1"/>
                 <w:sz w:val="18"/>
               </w:rPr>
-              <w:t>UC-14 记录审核日志</w:t>
+              <w:t>UC-13 记录审核日志</w:t>
             </w:r>
           </w:p>
         </w:tc>
@@ -10160,7 +10152,7 @@
                 <w:sz w:val="18"/>
                 <w:lang w:eastAsia="zh-CN"/>
               </w:rPr>
-              <w:t>UC</w:t>
+              <w:t>UC-11 查看和处理预约、UC-12 审核预约、UC-13 记录审核日志分离</w:t>
             </w:r>
             <w:proofErr w:type="gramStart"/>
             <w:r>
@@ -10170,7 +10162,6 @@
                 <w:sz w:val="18"/>
                 <w:lang w:eastAsia="zh-CN"/>
               </w:rPr>
-              <w:t>-11 查看</w:t>
             </w:r>
             <w:proofErr w:type="gramEnd"/>
             <w:r>
@@ -10180,7 +10171,6 @@
                 <w:sz w:val="18"/>
                 <w:lang w:eastAsia="zh-CN"/>
               </w:rPr>
-              <w:t>和处理预约、UC</w:t>
             </w:r>
             <w:proofErr w:type="gramStart"/>
             <w:r>
@@ -10190,7 +10180,6 @@
                 <w:sz w:val="18"/>
                 <w:lang w:eastAsia="zh-CN"/>
               </w:rPr>
-              <w:t>-12 审核</w:t>
             </w:r>
             <w:proofErr w:type="gramEnd"/>
             <w:r>
@@ -10200,7 +10189,6 @@
                 <w:sz w:val="18"/>
                 <w:lang w:eastAsia="zh-CN"/>
               </w:rPr>
-              <w:t>预约、UC</w:t>
             </w:r>
             <w:proofErr w:type="gramStart"/>
             <w:r>
@@ -10210,7 +10198,6 @@
                 <w:sz w:val="18"/>
                 <w:lang w:eastAsia="zh-CN"/>
               </w:rPr>
-              <w:t>-14 记录</w:t>
             </w:r>
             <w:proofErr w:type="gramEnd"/>
             <w:r>
@@ -10220,7 +10207,6 @@
                 <w:sz w:val="18"/>
                 <w:lang w:eastAsia="zh-CN"/>
               </w:rPr>
-              <w:t>审核日志分离</w:t>
             </w:r>
           </w:p>
         </w:tc>
